--- a/Code Notes.docx
+++ b/Code Notes.docx
@@ -16,52 +16,227 @@
           <w:bCs/>
           <w:lang w:val="en-US"/>
         </w:rPr>
-        <w:t>Script to run when ne boundary zip is downloaded:</w:t>
+        <w:t>Immediate c</w:t>
+      </w:r>
+      <w:r>
+        <w:rPr>
+          <w:b/>
+          <w:bCs/>
+          <w:lang w:val="en-US"/>
+        </w:rPr>
+        <w:t>hanges/updates:</w:t>
       </w:r>
     </w:p>
     <w:p>
       <w:pPr>
         <w:rPr>
-          <w:lang w:val="en-US"/>
-        </w:rPr>
-      </w:pPr>
-      <w:r>
-        <w:rPr>
-          <w:lang w:val="en-US"/>
-        </w:rPr>
-        <w:t># Install ogr2ogr if you don't have it (part of GDAL)</w:t>
-      </w:r>
+          <w:b/>
+          <w:bCs/>
+          <w:lang w:val="en-US"/>
+        </w:rPr>
+      </w:pPr>
     </w:p>
     <w:p>
       <w:pPr>
         <w:rPr>
-          <w:lang w:val="en-US"/>
-        </w:rPr>
-      </w:pPr>
-      <w:r>
-        <w:rPr>
-          <w:lang w:val="en-US"/>
-        </w:rPr>
-        <w:t xml:space="preserve">brew install </w:t>
-      </w:r>
-      <w:proofErr w:type="spellStart"/>
-      <w:r>
-        <w:rPr>
-          <w:lang w:val="en-US"/>
-        </w:rPr>
-        <w:t>gdal</w:t>
-      </w:r>
-      <w:proofErr w:type="spellEnd"/>
-      <w:r>
-        <w:rPr>
-          <w:lang w:val="en-US"/>
-        </w:rPr>
-        <w:t xml:space="preserve">   # macOS</w:t>
-      </w:r>
+          <w:b/>
+          <w:bCs/>
+          <w:lang w:val="en-US"/>
+        </w:rPr>
+      </w:pPr>
     </w:p>
     <w:p>
       <w:pPr>
         <w:rPr>
+          <w:b/>
+          <w:bCs/>
+          <w:lang w:val="en-US"/>
+        </w:rPr>
+      </w:pPr>
+      <w:r>
+        <w:rPr>
+          <w:b/>
+          <w:bCs/>
+          <w:lang w:val="en-US"/>
+        </w:rPr>
+        <w:t>Future updates:</w:t>
+      </w:r>
+    </w:p>
+    <w:p>
+      <w:pPr>
+        <w:pStyle w:val="ListParagraph"/>
+        <w:numPr>
+          <w:ilvl w:val="0"/>
+          <w:numId w:val="2"/>
+        </w:numPr>
+        <w:rPr>
+          <w:lang w:val="en-US"/>
+        </w:rPr>
+      </w:pPr>
+      <w:r>
+        <w:t>“</w:t>
+      </w:r>
+      <w:r>
+        <w:t>Am I in zone?" address checker The single most valuable feature. I type my potential rental address and it instantly tells me which secondary school I'm zoned for. No clicking around the map trying to guess which polygon I'm inside. This is the core job-to-be-done and should be front and centre, not buried.</w:t>
+      </w:r>
+    </w:p>
+    <w:p>
+      <w:pPr>
+        <w:pStyle w:val="ListParagraph"/>
+        <w:numPr>
+          <w:ilvl w:val="0"/>
+          <w:numId w:val="2"/>
+        </w:numPr>
+        <w:rPr>
+          <w:lang w:val="en-US"/>
+        </w:rPr>
+      </w:pPr>
+      <w:r>
+        <w:rPr>
+          <w:lang w:val="en-US"/>
+        </w:rPr>
+        <w:t>Rental overlay or integration</w:t>
+      </w:r>
+      <w:r>
+        <w:rPr>
+          <w:lang w:val="en-US"/>
+        </w:rPr>
+        <w:t xml:space="preserve"> - </w:t>
+      </w:r>
+      <w:r>
+        <w:rPr>
+          <w:lang w:val="en-US"/>
+        </w:rPr>
+        <w:t>Even a rough suburb median rent layer (from Domain/REA open data) shaded over the catchment polygons would be transformative. "Zone for school X, median rent $680/</w:t>
+      </w:r>
+      <w:proofErr w:type="spellStart"/>
+      <w:r>
+        <w:rPr>
+          <w:lang w:val="en-US"/>
+        </w:rPr>
+        <w:t>wk</w:t>
+      </w:r>
+      <w:proofErr w:type="spellEnd"/>
+      <w:r>
+        <w:rPr>
+          <w:lang w:val="en-US"/>
+        </w:rPr>
+        <w:t>" visible at a glance. This is the feature that no existing tool offers and would make this genuinely unique</w:t>
+      </w:r>
+    </w:p>
+    <w:p>
+      <w:pPr>
+        <w:pStyle w:val="ListParagraph"/>
+        <w:numPr>
+          <w:ilvl w:val="0"/>
+          <w:numId w:val="2"/>
+        </w:numPr>
+        <w:rPr>
+          <w:lang w:val="en-US"/>
+        </w:rPr>
+      </w:pPr>
+      <w:r>
+        <w:rPr>
+          <w:lang w:val="en-US"/>
+        </w:rPr>
+        <w:t>Saved shortlist / comparison</w:t>
+      </w:r>
+      <w:r>
+        <w:rPr>
+          <w:lang w:val="en-US"/>
+        </w:rPr>
+        <w:t xml:space="preserve"> - </w:t>
+      </w:r>
+      <w:r>
+        <w:rPr>
+          <w:lang w:val="en-US"/>
+        </w:rPr>
+        <w:t xml:space="preserve">Let me pin 3–4 schools and see their catchment zones simultaneously, </w:t>
+      </w:r>
+      <w:proofErr w:type="spellStart"/>
+      <w:r>
+        <w:rPr>
+          <w:lang w:val="en-US"/>
+        </w:rPr>
+        <w:t>colour</w:t>
+      </w:r>
+      <w:proofErr w:type="spellEnd"/>
+      <w:r>
+        <w:rPr>
+          <w:lang w:val="en-US"/>
+        </w:rPr>
+        <w:t>-coded. Right now the map clears the boundary when you click another school. For this use case I want to see overlapping zones and compare them side by side.</w:t>
+      </w:r>
+    </w:p>
+    <w:p>
+      <w:pPr>
+        <w:rPr>
+          <w:b/>
+          <w:bCs/>
+          <w:lang w:val="en-US"/>
+        </w:rPr>
+      </w:pPr>
+    </w:p>
+    <w:p>
+      <w:pPr>
+        <w:rPr>
+          <w:b/>
+          <w:bCs/>
+          <w:lang w:val="en-US"/>
+        </w:rPr>
+      </w:pPr>
+      <w:r>
+        <w:rPr>
+          <w:b/>
+          <w:bCs/>
+          <w:lang w:val="en-US"/>
+        </w:rPr>
+        <w:t>Script to run when ne boundary zip is downloaded:</w:t>
+      </w:r>
+    </w:p>
+    <w:p>
+      <w:pPr>
+        <w:rPr>
+          <w:lang w:val="en-US"/>
+        </w:rPr>
+      </w:pPr>
+      <w:r>
+        <w:rPr>
+          <w:lang w:val="en-US"/>
+        </w:rPr>
+        <w:t># Install ogr2ogr if you don't have it (part of GDAL)</w:t>
+      </w:r>
+    </w:p>
+    <w:p>
+      <w:pPr>
+        <w:rPr>
+          <w:lang w:val="en-US"/>
+        </w:rPr>
+      </w:pPr>
+      <w:r>
+        <w:rPr>
+          <w:lang w:val="en-US"/>
+        </w:rPr>
+        <w:t xml:space="preserve">brew install </w:t>
+      </w:r>
+      <w:proofErr w:type="spellStart"/>
+      <w:r>
+        <w:rPr>
+          <w:lang w:val="en-US"/>
+        </w:rPr>
+        <w:t>gdal</w:t>
+      </w:r>
+      <w:proofErr w:type="spellEnd"/>
+      <w:r>
+        <w:rPr>
+          <w:lang w:val="en-US"/>
+        </w:rPr>
+        <w:t xml:space="preserve">   # macOS</w:t>
+      </w:r>
+    </w:p>
+    <w:p>
+      <w:pPr>
+        <w:rPr>
           <w:lang w:val="en-US"/>
         </w:rPr>
       </w:pPr>
@@ -97,21 +272,7 @@
         <w:rPr>
           <w:lang w:val="en-US"/>
         </w:rPr>
-        <w:t>-bin</w:t>
-      </w:r>
-      <w:proofErr w:type="gramStart"/>
-      <w:r>
-        <w:rPr>
-          <w:lang w:val="en-US"/>
-        </w:rPr>
-        <w:t xml:space="preserve">   (</w:t>
-      </w:r>
-      <w:proofErr w:type="gramEnd"/>
-      <w:r>
-        <w:rPr>
-          <w:lang w:val="en-US"/>
-        </w:rPr>
-        <w:t>Linux)</w:t>
+        <w:t>-bin   (Linux)</w:t>
       </w:r>
     </w:p>
     <w:p>
@@ -313,6 +474,1235 @@
     </w:sectPr>
   </w:body>
 </w:document>
+</file>
+
+<file path=word/numbering.xml><?xml version="1.0" encoding="utf-8"?>
+<w:numbering xmlns:wpc="http://schemas.microsoft.com/office/word/2010/wordprocessingCanvas" xmlns:cx="http://schemas.microsoft.com/office/drawing/2014/chartex" xmlns:cx1="http://schemas.microsoft.com/office/drawing/2015/9/8/chartex" xmlns:cx2="http://schemas.microsoft.com/office/drawing/2015/10/21/chartex" xmlns:cx3="http://schemas.microsoft.com/office/drawing/2016/5/9/chartex" xmlns:cx4="http://schemas.microsoft.com/office/drawing/2016/5/10/chartex" xmlns:cx5="http://schemas.microsoft.com/office/drawing/2016/5/11/chartex" xmlns:cx6="http://schemas.microsoft.com/office/drawing/2016/5/12/chartex" xmlns:cx7="http://schemas.microsoft.com/office/drawing/2016/5/13/chartex" xmlns:cx8="http://schemas.microsoft.com/office/drawing/2016/5/14/chartex" xmlns:mc="http://schemas.openxmlformats.org/markup-compatibility/2006" xmlns:aink="http://schemas.microsoft.com/office/drawing/2016/ink" xmlns:am3d="http://schemas.microsoft.com/office/drawing/2017/model3d" xmlns:o="urn:schemas-microsoft-com:office:office" xmlns:oel="http://schemas.microsoft.com/office/2019/extlst" xmlns:r="http://schemas.openxmlformats.org/officeDocument/2006/relationships" xmlns:m="http://schemas.openxmlformats.org/officeDocument/2006/math" xmlns:v="urn:schemas-microsoft-com:vml" xmlns:wp14="http://schemas.microsoft.com/office/word/2010/wordprocessingDrawing" xmlns:wp="http://schemas.openxmlformats.org/drawingml/2006/wordprocessingDrawing" xmlns:w10="urn:schemas-microsoft-com:office:word" xmlns:w="http://schemas.openxmlformats.org/wordprocessingml/2006/main" xmlns:w14="http://schemas.microsoft.com/office/word/2010/wordml" xmlns:w15="http://schemas.microsoft.com/office/word/2012/wordml" xmlns:w16cex="http://schemas.microsoft.com/office/word/2018/wordml/cex" xmlns:w16cid="http://schemas.microsoft.com/office/word/2016/wordml/cid" xmlns:w16="http://schemas.microsoft.com/office/word/2018/wordml" xmlns:w16du="http://schemas.microsoft.com/office/word/2023/wordml/word16du" xmlns:w16sdtdh="http://schemas.microsoft.com/office/word/2020/wordml/sdtdatahash" xmlns:w16sdtfl="http://schemas.microsoft.com/office/word/2024/wordml/sdtformatlock" xmlns:w16se="http://schemas.microsoft.com/office/word/2015/wordml/symex" xmlns:wpg="http://schemas.microsoft.com/office/word/2010/wordprocessingGroup" xmlns:wpi="http://schemas.microsoft.com/office/word/2010/wordprocessingInk" xmlns:wne="http://schemas.microsoft.com/office/word/2006/wordml" xmlns:wps="http://schemas.microsoft.com/office/word/2010/wordprocessingShape" mc:Ignorable="w14 w15 w16se w16cid w16 w16cex w16sdtdh w16sdtfl w16du wp14">
+  <w:abstractNum w:abstractNumId="0" w15:restartNumberingAfterBreak="0">
+    <w:nsid w:val="0A552349"/>
+    <w:multiLevelType w:val="hybridMultilevel"/>
+    <w:tmpl w:val="B5ECD3A4"/>
+    <w:lvl w:ilvl="0" w:tplc="0C090001">
+      <w:start w:val="1"/>
+      <w:numFmt w:val="bullet"/>
+      <w:lvlText w:val=""/>
+      <w:lvlJc w:val="left"/>
+      <w:pPr>
+        <w:ind w:left="720" w:hanging="360"/>
+      </w:pPr>
+      <w:rPr>
+        <w:rFonts w:ascii="Symbol" w:hAnsi="Symbol" w:hint="default"/>
+      </w:rPr>
+    </w:lvl>
+    <w:lvl w:ilvl="1" w:tplc="0C090003" w:tentative="1">
+      <w:start w:val="1"/>
+      <w:numFmt w:val="bullet"/>
+      <w:lvlText w:val="o"/>
+      <w:lvlJc w:val="left"/>
+      <w:pPr>
+        <w:ind w:left="1440" w:hanging="360"/>
+      </w:pPr>
+      <w:rPr>
+        <w:rFonts w:ascii="Courier New" w:hAnsi="Courier New" w:cs="Courier New" w:hint="default"/>
+      </w:rPr>
+    </w:lvl>
+    <w:lvl w:ilvl="2" w:tplc="0C090005" w:tentative="1">
+      <w:start w:val="1"/>
+      <w:numFmt w:val="bullet"/>
+      <w:lvlText w:val=""/>
+      <w:lvlJc w:val="left"/>
+      <w:pPr>
+        <w:ind w:left="2160" w:hanging="360"/>
+      </w:pPr>
+      <w:rPr>
+        <w:rFonts w:ascii="Wingdings" w:hAnsi="Wingdings" w:hint="default"/>
+      </w:rPr>
+    </w:lvl>
+    <w:lvl w:ilvl="3" w:tplc="0C090001" w:tentative="1">
+      <w:start w:val="1"/>
+      <w:numFmt w:val="bullet"/>
+      <w:lvlText w:val=""/>
+      <w:lvlJc w:val="left"/>
+      <w:pPr>
+        <w:ind w:left="2880" w:hanging="360"/>
+      </w:pPr>
+      <w:rPr>
+        <w:rFonts w:ascii="Symbol" w:hAnsi="Symbol" w:hint="default"/>
+      </w:rPr>
+    </w:lvl>
+    <w:lvl w:ilvl="4" w:tplc="0C090003" w:tentative="1">
+      <w:start w:val="1"/>
+      <w:numFmt w:val="bullet"/>
+      <w:lvlText w:val="o"/>
+      <w:lvlJc w:val="left"/>
+      <w:pPr>
+        <w:ind w:left="3600" w:hanging="360"/>
+      </w:pPr>
+      <w:rPr>
+        <w:rFonts w:ascii="Courier New" w:hAnsi="Courier New" w:cs="Courier New" w:hint="default"/>
+      </w:rPr>
+    </w:lvl>
+    <w:lvl w:ilvl="5" w:tplc="0C090005" w:tentative="1">
+      <w:start w:val="1"/>
+      <w:numFmt w:val="bullet"/>
+      <w:lvlText w:val=""/>
+      <w:lvlJc w:val="left"/>
+      <w:pPr>
+        <w:ind w:left="4320" w:hanging="360"/>
+      </w:pPr>
+      <w:rPr>
+        <w:rFonts w:ascii="Wingdings" w:hAnsi="Wingdings" w:hint="default"/>
+      </w:rPr>
+    </w:lvl>
+    <w:lvl w:ilvl="6" w:tplc="0C090001" w:tentative="1">
+      <w:start w:val="1"/>
+      <w:numFmt w:val="bullet"/>
+      <w:lvlText w:val=""/>
+      <w:lvlJc w:val="left"/>
+      <w:pPr>
+        <w:ind w:left="5040" w:hanging="360"/>
+      </w:pPr>
+      <w:rPr>
+        <w:rFonts w:ascii="Symbol" w:hAnsi="Symbol" w:hint="default"/>
+      </w:rPr>
+    </w:lvl>
+    <w:lvl w:ilvl="7" w:tplc="0C090003" w:tentative="1">
+      <w:start w:val="1"/>
+      <w:numFmt w:val="bullet"/>
+      <w:lvlText w:val="o"/>
+      <w:lvlJc w:val="left"/>
+      <w:pPr>
+        <w:ind w:left="5760" w:hanging="360"/>
+      </w:pPr>
+      <w:rPr>
+        <w:rFonts w:ascii="Courier New" w:hAnsi="Courier New" w:cs="Courier New" w:hint="default"/>
+      </w:rPr>
+    </w:lvl>
+    <w:lvl w:ilvl="8" w:tplc="0C090005" w:tentative="1">
+      <w:start w:val="1"/>
+      <w:numFmt w:val="bullet"/>
+      <w:lvlText w:val=""/>
+      <w:lvlJc w:val="left"/>
+      <w:pPr>
+        <w:ind w:left="6480" w:hanging="360"/>
+      </w:pPr>
+      <w:rPr>
+        <w:rFonts w:ascii="Wingdings" w:hAnsi="Wingdings" w:hint="default"/>
+      </w:rPr>
+    </w:lvl>
+  </w:abstractNum>
+  <w:abstractNum w:abstractNumId="1" w15:restartNumberingAfterBreak="0">
+    <w:nsid w:val="0C4F67D8"/>
+    <w:multiLevelType w:val="multilevel"/>
+    <w:tmpl w:val="11B00C4A"/>
+    <w:lvl w:ilvl="0">
+      <w:start w:val="1"/>
+      <w:numFmt w:val="bullet"/>
+      <w:lvlText w:val=""/>
+      <w:lvlJc w:val="left"/>
+      <w:pPr>
+        <w:tabs>
+          <w:tab w:val="num" w:pos="720"/>
+        </w:tabs>
+        <w:ind w:left="720" w:hanging="360"/>
+      </w:pPr>
+      <w:rPr>
+        <w:rFonts w:ascii="Symbol" w:hAnsi="Symbol" w:hint="default"/>
+        <w:sz w:val="20"/>
+      </w:rPr>
+    </w:lvl>
+    <w:lvl w:ilvl="1" w:tentative="1">
+      <w:start w:val="1"/>
+      <w:numFmt w:val="bullet"/>
+      <w:lvlText w:val="o"/>
+      <w:lvlJc w:val="left"/>
+      <w:pPr>
+        <w:tabs>
+          <w:tab w:val="num" w:pos="1440"/>
+        </w:tabs>
+        <w:ind w:left="1440" w:hanging="360"/>
+      </w:pPr>
+      <w:rPr>
+        <w:rFonts w:ascii="Courier New" w:hAnsi="Courier New" w:hint="default"/>
+        <w:sz w:val="20"/>
+      </w:rPr>
+    </w:lvl>
+    <w:lvl w:ilvl="2" w:tentative="1">
+      <w:start w:val="1"/>
+      <w:numFmt w:val="bullet"/>
+      <w:lvlText w:val=""/>
+      <w:lvlJc w:val="left"/>
+      <w:pPr>
+        <w:tabs>
+          <w:tab w:val="num" w:pos="2160"/>
+        </w:tabs>
+        <w:ind w:left="2160" w:hanging="360"/>
+      </w:pPr>
+      <w:rPr>
+        <w:rFonts w:ascii="Wingdings" w:hAnsi="Wingdings" w:hint="default"/>
+        <w:sz w:val="20"/>
+      </w:rPr>
+    </w:lvl>
+    <w:lvl w:ilvl="3" w:tentative="1">
+      <w:start w:val="1"/>
+      <w:numFmt w:val="bullet"/>
+      <w:lvlText w:val=""/>
+      <w:lvlJc w:val="left"/>
+      <w:pPr>
+        <w:tabs>
+          <w:tab w:val="num" w:pos="2880"/>
+        </w:tabs>
+        <w:ind w:left="2880" w:hanging="360"/>
+      </w:pPr>
+      <w:rPr>
+        <w:rFonts w:ascii="Wingdings" w:hAnsi="Wingdings" w:hint="default"/>
+        <w:sz w:val="20"/>
+      </w:rPr>
+    </w:lvl>
+    <w:lvl w:ilvl="4" w:tentative="1">
+      <w:start w:val="1"/>
+      <w:numFmt w:val="bullet"/>
+      <w:lvlText w:val=""/>
+      <w:lvlJc w:val="left"/>
+      <w:pPr>
+        <w:tabs>
+          <w:tab w:val="num" w:pos="3600"/>
+        </w:tabs>
+        <w:ind w:left="3600" w:hanging="360"/>
+      </w:pPr>
+      <w:rPr>
+        <w:rFonts w:ascii="Wingdings" w:hAnsi="Wingdings" w:hint="default"/>
+        <w:sz w:val="20"/>
+      </w:rPr>
+    </w:lvl>
+    <w:lvl w:ilvl="5" w:tentative="1">
+      <w:start w:val="1"/>
+      <w:numFmt w:val="bullet"/>
+      <w:lvlText w:val=""/>
+      <w:lvlJc w:val="left"/>
+      <w:pPr>
+        <w:tabs>
+          <w:tab w:val="num" w:pos="4320"/>
+        </w:tabs>
+        <w:ind w:left="4320" w:hanging="360"/>
+      </w:pPr>
+      <w:rPr>
+        <w:rFonts w:ascii="Wingdings" w:hAnsi="Wingdings" w:hint="default"/>
+        <w:sz w:val="20"/>
+      </w:rPr>
+    </w:lvl>
+    <w:lvl w:ilvl="6" w:tentative="1">
+      <w:start w:val="1"/>
+      <w:numFmt w:val="bullet"/>
+      <w:lvlText w:val=""/>
+      <w:lvlJc w:val="left"/>
+      <w:pPr>
+        <w:tabs>
+          <w:tab w:val="num" w:pos="5040"/>
+        </w:tabs>
+        <w:ind w:left="5040" w:hanging="360"/>
+      </w:pPr>
+      <w:rPr>
+        <w:rFonts w:ascii="Wingdings" w:hAnsi="Wingdings" w:hint="default"/>
+        <w:sz w:val="20"/>
+      </w:rPr>
+    </w:lvl>
+    <w:lvl w:ilvl="7" w:tentative="1">
+      <w:start w:val="1"/>
+      <w:numFmt w:val="bullet"/>
+      <w:lvlText w:val=""/>
+      <w:lvlJc w:val="left"/>
+      <w:pPr>
+        <w:tabs>
+          <w:tab w:val="num" w:pos="5760"/>
+        </w:tabs>
+        <w:ind w:left="5760" w:hanging="360"/>
+      </w:pPr>
+      <w:rPr>
+        <w:rFonts w:ascii="Wingdings" w:hAnsi="Wingdings" w:hint="default"/>
+        <w:sz w:val="20"/>
+      </w:rPr>
+    </w:lvl>
+    <w:lvl w:ilvl="8" w:tentative="1">
+      <w:start w:val="1"/>
+      <w:numFmt w:val="bullet"/>
+      <w:lvlText w:val=""/>
+      <w:lvlJc w:val="left"/>
+      <w:pPr>
+        <w:tabs>
+          <w:tab w:val="num" w:pos="6480"/>
+        </w:tabs>
+        <w:ind w:left="6480" w:hanging="360"/>
+      </w:pPr>
+      <w:rPr>
+        <w:rFonts w:ascii="Wingdings" w:hAnsi="Wingdings" w:hint="default"/>
+        <w:sz w:val="20"/>
+      </w:rPr>
+    </w:lvl>
+  </w:abstractNum>
+  <w:abstractNum w:abstractNumId="2" w15:restartNumberingAfterBreak="0">
+    <w:nsid w:val="22C23599"/>
+    <w:multiLevelType w:val="hybridMultilevel"/>
+    <w:tmpl w:val="E83CF3C4"/>
+    <w:lvl w:ilvl="0" w:tplc="0C090001">
+      <w:start w:val="1"/>
+      <w:numFmt w:val="bullet"/>
+      <w:lvlText w:val=""/>
+      <w:lvlJc w:val="left"/>
+      <w:pPr>
+        <w:ind w:left="720" w:hanging="360"/>
+      </w:pPr>
+      <w:rPr>
+        <w:rFonts w:ascii="Symbol" w:hAnsi="Symbol" w:hint="default"/>
+      </w:rPr>
+    </w:lvl>
+    <w:lvl w:ilvl="1" w:tplc="0C090003">
+      <w:start w:val="1"/>
+      <w:numFmt w:val="bullet"/>
+      <w:lvlText w:val="o"/>
+      <w:lvlJc w:val="left"/>
+      <w:pPr>
+        <w:ind w:left="1440" w:hanging="360"/>
+      </w:pPr>
+      <w:rPr>
+        <w:rFonts w:ascii="Courier New" w:hAnsi="Courier New" w:cs="Courier New" w:hint="default"/>
+      </w:rPr>
+    </w:lvl>
+    <w:lvl w:ilvl="2" w:tplc="0C090005" w:tentative="1">
+      <w:start w:val="1"/>
+      <w:numFmt w:val="bullet"/>
+      <w:lvlText w:val=""/>
+      <w:lvlJc w:val="left"/>
+      <w:pPr>
+        <w:ind w:left="2160" w:hanging="360"/>
+      </w:pPr>
+      <w:rPr>
+        <w:rFonts w:ascii="Wingdings" w:hAnsi="Wingdings" w:hint="default"/>
+      </w:rPr>
+    </w:lvl>
+    <w:lvl w:ilvl="3" w:tplc="0C090001" w:tentative="1">
+      <w:start w:val="1"/>
+      <w:numFmt w:val="bullet"/>
+      <w:lvlText w:val=""/>
+      <w:lvlJc w:val="left"/>
+      <w:pPr>
+        <w:ind w:left="2880" w:hanging="360"/>
+      </w:pPr>
+      <w:rPr>
+        <w:rFonts w:ascii="Symbol" w:hAnsi="Symbol" w:hint="default"/>
+      </w:rPr>
+    </w:lvl>
+    <w:lvl w:ilvl="4" w:tplc="0C090003" w:tentative="1">
+      <w:start w:val="1"/>
+      <w:numFmt w:val="bullet"/>
+      <w:lvlText w:val="o"/>
+      <w:lvlJc w:val="left"/>
+      <w:pPr>
+        <w:ind w:left="3600" w:hanging="360"/>
+      </w:pPr>
+      <w:rPr>
+        <w:rFonts w:ascii="Courier New" w:hAnsi="Courier New" w:cs="Courier New" w:hint="default"/>
+      </w:rPr>
+    </w:lvl>
+    <w:lvl w:ilvl="5" w:tplc="0C090005" w:tentative="1">
+      <w:start w:val="1"/>
+      <w:numFmt w:val="bullet"/>
+      <w:lvlText w:val=""/>
+      <w:lvlJc w:val="left"/>
+      <w:pPr>
+        <w:ind w:left="4320" w:hanging="360"/>
+      </w:pPr>
+      <w:rPr>
+        <w:rFonts w:ascii="Wingdings" w:hAnsi="Wingdings" w:hint="default"/>
+      </w:rPr>
+    </w:lvl>
+    <w:lvl w:ilvl="6" w:tplc="0C090001" w:tentative="1">
+      <w:start w:val="1"/>
+      <w:numFmt w:val="bullet"/>
+      <w:lvlText w:val=""/>
+      <w:lvlJc w:val="left"/>
+      <w:pPr>
+        <w:ind w:left="5040" w:hanging="360"/>
+      </w:pPr>
+      <w:rPr>
+        <w:rFonts w:ascii="Symbol" w:hAnsi="Symbol" w:hint="default"/>
+      </w:rPr>
+    </w:lvl>
+    <w:lvl w:ilvl="7" w:tplc="0C090003" w:tentative="1">
+      <w:start w:val="1"/>
+      <w:numFmt w:val="bullet"/>
+      <w:lvlText w:val="o"/>
+      <w:lvlJc w:val="left"/>
+      <w:pPr>
+        <w:ind w:left="5760" w:hanging="360"/>
+      </w:pPr>
+      <w:rPr>
+        <w:rFonts w:ascii="Courier New" w:hAnsi="Courier New" w:cs="Courier New" w:hint="default"/>
+      </w:rPr>
+    </w:lvl>
+    <w:lvl w:ilvl="8" w:tplc="0C090005" w:tentative="1">
+      <w:start w:val="1"/>
+      <w:numFmt w:val="bullet"/>
+      <w:lvlText w:val=""/>
+      <w:lvlJc w:val="left"/>
+      <w:pPr>
+        <w:ind w:left="6480" w:hanging="360"/>
+      </w:pPr>
+      <w:rPr>
+        <w:rFonts w:ascii="Wingdings" w:hAnsi="Wingdings" w:hint="default"/>
+      </w:rPr>
+    </w:lvl>
+  </w:abstractNum>
+  <w:abstractNum w:abstractNumId="3" w15:restartNumberingAfterBreak="0">
+    <w:nsid w:val="35B10783"/>
+    <w:multiLevelType w:val="multilevel"/>
+    <w:tmpl w:val="A648A0E0"/>
+    <w:lvl w:ilvl="0">
+      <w:start w:val="1"/>
+      <w:numFmt w:val="bullet"/>
+      <w:lvlText w:val=""/>
+      <w:lvlJc w:val="left"/>
+      <w:pPr>
+        <w:tabs>
+          <w:tab w:val="num" w:pos="720"/>
+        </w:tabs>
+        <w:ind w:left="720" w:hanging="360"/>
+      </w:pPr>
+      <w:rPr>
+        <w:rFonts w:ascii="Symbol" w:hAnsi="Symbol" w:hint="default"/>
+        <w:sz w:val="20"/>
+      </w:rPr>
+    </w:lvl>
+    <w:lvl w:ilvl="1" w:tentative="1">
+      <w:start w:val="1"/>
+      <w:numFmt w:val="bullet"/>
+      <w:lvlText w:val="o"/>
+      <w:lvlJc w:val="left"/>
+      <w:pPr>
+        <w:tabs>
+          <w:tab w:val="num" w:pos="1440"/>
+        </w:tabs>
+        <w:ind w:left="1440" w:hanging="360"/>
+      </w:pPr>
+      <w:rPr>
+        <w:rFonts w:ascii="Courier New" w:hAnsi="Courier New" w:hint="default"/>
+        <w:sz w:val="20"/>
+      </w:rPr>
+    </w:lvl>
+    <w:lvl w:ilvl="2" w:tentative="1">
+      <w:start w:val="1"/>
+      <w:numFmt w:val="bullet"/>
+      <w:lvlText w:val=""/>
+      <w:lvlJc w:val="left"/>
+      <w:pPr>
+        <w:tabs>
+          <w:tab w:val="num" w:pos="2160"/>
+        </w:tabs>
+        <w:ind w:left="2160" w:hanging="360"/>
+      </w:pPr>
+      <w:rPr>
+        <w:rFonts w:ascii="Wingdings" w:hAnsi="Wingdings" w:hint="default"/>
+        <w:sz w:val="20"/>
+      </w:rPr>
+    </w:lvl>
+    <w:lvl w:ilvl="3" w:tentative="1">
+      <w:start w:val="1"/>
+      <w:numFmt w:val="bullet"/>
+      <w:lvlText w:val=""/>
+      <w:lvlJc w:val="left"/>
+      <w:pPr>
+        <w:tabs>
+          <w:tab w:val="num" w:pos="2880"/>
+        </w:tabs>
+        <w:ind w:left="2880" w:hanging="360"/>
+      </w:pPr>
+      <w:rPr>
+        <w:rFonts w:ascii="Wingdings" w:hAnsi="Wingdings" w:hint="default"/>
+        <w:sz w:val="20"/>
+      </w:rPr>
+    </w:lvl>
+    <w:lvl w:ilvl="4" w:tentative="1">
+      <w:start w:val="1"/>
+      <w:numFmt w:val="bullet"/>
+      <w:lvlText w:val=""/>
+      <w:lvlJc w:val="left"/>
+      <w:pPr>
+        <w:tabs>
+          <w:tab w:val="num" w:pos="3600"/>
+        </w:tabs>
+        <w:ind w:left="3600" w:hanging="360"/>
+      </w:pPr>
+      <w:rPr>
+        <w:rFonts w:ascii="Wingdings" w:hAnsi="Wingdings" w:hint="default"/>
+        <w:sz w:val="20"/>
+      </w:rPr>
+    </w:lvl>
+    <w:lvl w:ilvl="5" w:tentative="1">
+      <w:start w:val="1"/>
+      <w:numFmt w:val="bullet"/>
+      <w:lvlText w:val=""/>
+      <w:lvlJc w:val="left"/>
+      <w:pPr>
+        <w:tabs>
+          <w:tab w:val="num" w:pos="4320"/>
+        </w:tabs>
+        <w:ind w:left="4320" w:hanging="360"/>
+      </w:pPr>
+      <w:rPr>
+        <w:rFonts w:ascii="Wingdings" w:hAnsi="Wingdings" w:hint="default"/>
+        <w:sz w:val="20"/>
+      </w:rPr>
+    </w:lvl>
+    <w:lvl w:ilvl="6" w:tentative="1">
+      <w:start w:val="1"/>
+      <w:numFmt w:val="bullet"/>
+      <w:lvlText w:val=""/>
+      <w:lvlJc w:val="left"/>
+      <w:pPr>
+        <w:tabs>
+          <w:tab w:val="num" w:pos="5040"/>
+        </w:tabs>
+        <w:ind w:left="5040" w:hanging="360"/>
+      </w:pPr>
+      <w:rPr>
+        <w:rFonts w:ascii="Wingdings" w:hAnsi="Wingdings" w:hint="default"/>
+        <w:sz w:val="20"/>
+      </w:rPr>
+    </w:lvl>
+    <w:lvl w:ilvl="7" w:tentative="1">
+      <w:start w:val="1"/>
+      <w:numFmt w:val="bullet"/>
+      <w:lvlText w:val=""/>
+      <w:lvlJc w:val="left"/>
+      <w:pPr>
+        <w:tabs>
+          <w:tab w:val="num" w:pos="5760"/>
+        </w:tabs>
+        <w:ind w:left="5760" w:hanging="360"/>
+      </w:pPr>
+      <w:rPr>
+        <w:rFonts w:ascii="Wingdings" w:hAnsi="Wingdings" w:hint="default"/>
+        <w:sz w:val="20"/>
+      </w:rPr>
+    </w:lvl>
+    <w:lvl w:ilvl="8" w:tentative="1">
+      <w:start w:val="1"/>
+      <w:numFmt w:val="bullet"/>
+      <w:lvlText w:val=""/>
+      <w:lvlJc w:val="left"/>
+      <w:pPr>
+        <w:tabs>
+          <w:tab w:val="num" w:pos="6480"/>
+        </w:tabs>
+        <w:ind w:left="6480" w:hanging="360"/>
+      </w:pPr>
+      <w:rPr>
+        <w:rFonts w:ascii="Wingdings" w:hAnsi="Wingdings" w:hint="default"/>
+        <w:sz w:val="20"/>
+      </w:rPr>
+    </w:lvl>
+  </w:abstractNum>
+  <w:abstractNum w:abstractNumId="4" w15:restartNumberingAfterBreak="0">
+    <w:nsid w:val="3D924F63"/>
+    <w:multiLevelType w:val="multilevel"/>
+    <w:tmpl w:val="A60EDA34"/>
+    <w:lvl w:ilvl="0">
+      <w:start w:val="1"/>
+      <w:numFmt w:val="bullet"/>
+      <w:lvlText w:val=""/>
+      <w:lvlJc w:val="left"/>
+      <w:pPr>
+        <w:tabs>
+          <w:tab w:val="num" w:pos="720"/>
+        </w:tabs>
+        <w:ind w:left="720" w:hanging="360"/>
+      </w:pPr>
+      <w:rPr>
+        <w:rFonts w:ascii="Symbol" w:hAnsi="Symbol" w:hint="default"/>
+        <w:sz w:val="20"/>
+      </w:rPr>
+    </w:lvl>
+    <w:lvl w:ilvl="1" w:tentative="1">
+      <w:start w:val="1"/>
+      <w:numFmt w:val="bullet"/>
+      <w:lvlText w:val="o"/>
+      <w:lvlJc w:val="left"/>
+      <w:pPr>
+        <w:tabs>
+          <w:tab w:val="num" w:pos="1440"/>
+        </w:tabs>
+        <w:ind w:left="1440" w:hanging="360"/>
+      </w:pPr>
+      <w:rPr>
+        <w:rFonts w:ascii="Courier New" w:hAnsi="Courier New" w:hint="default"/>
+        <w:sz w:val="20"/>
+      </w:rPr>
+    </w:lvl>
+    <w:lvl w:ilvl="2" w:tentative="1">
+      <w:start w:val="1"/>
+      <w:numFmt w:val="bullet"/>
+      <w:lvlText w:val=""/>
+      <w:lvlJc w:val="left"/>
+      <w:pPr>
+        <w:tabs>
+          <w:tab w:val="num" w:pos="2160"/>
+        </w:tabs>
+        <w:ind w:left="2160" w:hanging="360"/>
+      </w:pPr>
+      <w:rPr>
+        <w:rFonts w:ascii="Wingdings" w:hAnsi="Wingdings" w:hint="default"/>
+        <w:sz w:val="20"/>
+      </w:rPr>
+    </w:lvl>
+    <w:lvl w:ilvl="3" w:tentative="1">
+      <w:start w:val="1"/>
+      <w:numFmt w:val="bullet"/>
+      <w:lvlText w:val=""/>
+      <w:lvlJc w:val="left"/>
+      <w:pPr>
+        <w:tabs>
+          <w:tab w:val="num" w:pos="2880"/>
+        </w:tabs>
+        <w:ind w:left="2880" w:hanging="360"/>
+      </w:pPr>
+      <w:rPr>
+        <w:rFonts w:ascii="Wingdings" w:hAnsi="Wingdings" w:hint="default"/>
+        <w:sz w:val="20"/>
+      </w:rPr>
+    </w:lvl>
+    <w:lvl w:ilvl="4" w:tentative="1">
+      <w:start w:val="1"/>
+      <w:numFmt w:val="bullet"/>
+      <w:lvlText w:val=""/>
+      <w:lvlJc w:val="left"/>
+      <w:pPr>
+        <w:tabs>
+          <w:tab w:val="num" w:pos="3600"/>
+        </w:tabs>
+        <w:ind w:left="3600" w:hanging="360"/>
+      </w:pPr>
+      <w:rPr>
+        <w:rFonts w:ascii="Wingdings" w:hAnsi="Wingdings" w:hint="default"/>
+        <w:sz w:val="20"/>
+      </w:rPr>
+    </w:lvl>
+    <w:lvl w:ilvl="5" w:tentative="1">
+      <w:start w:val="1"/>
+      <w:numFmt w:val="bullet"/>
+      <w:lvlText w:val=""/>
+      <w:lvlJc w:val="left"/>
+      <w:pPr>
+        <w:tabs>
+          <w:tab w:val="num" w:pos="4320"/>
+        </w:tabs>
+        <w:ind w:left="4320" w:hanging="360"/>
+      </w:pPr>
+      <w:rPr>
+        <w:rFonts w:ascii="Wingdings" w:hAnsi="Wingdings" w:hint="default"/>
+        <w:sz w:val="20"/>
+      </w:rPr>
+    </w:lvl>
+    <w:lvl w:ilvl="6" w:tentative="1">
+      <w:start w:val="1"/>
+      <w:numFmt w:val="bullet"/>
+      <w:lvlText w:val=""/>
+      <w:lvlJc w:val="left"/>
+      <w:pPr>
+        <w:tabs>
+          <w:tab w:val="num" w:pos="5040"/>
+        </w:tabs>
+        <w:ind w:left="5040" w:hanging="360"/>
+      </w:pPr>
+      <w:rPr>
+        <w:rFonts w:ascii="Wingdings" w:hAnsi="Wingdings" w:hint="default"/>
+        <w:sz w:val="20"/>
+      </w:rPr>
+    </w:lvl>
+    <w:lvl w:ilvl="7" w:tentative="1">
+      <w:start w:val="1"/>
+      <w:numFmt w:val="bullet"/>
+      <w:lvlText w:val=""/>
+      <w:lvlJc w:val="left"/>
+      <w:pPr>
+        <w:tabs>
+          <w:tab w:val="num" w:pos="5760"/>
+        </w:tabs>
+        <w:ind w:left="5760" w:hanging="360"/>
+      </w:pPr>
+      <w:rPr>
+        <w:rFonts w:ascii="Wingdings" w:hAnsi="Wingdings" w:hint="default"/>
+        <w:sz w:val="20"/>
+      </w:rPr>
+    </w:lvl>
+    <w:lvl w:ilvl="8" w:tentative="1">
+      <w:start w:val="1"/>
+      <w:numFmt w:val="bullet"/>
+      <w:lvlText w:val=""/>
+      <w:lvlJc w:val="left"/>
+      <w:pPr>
+        <w:tabs>
+          <w:tab w:val="num" w:pos="6480"/>
+        </w:tabs>
+        <w:ind w:left="6480" w:hanging="360"/>
+      </w:pPr>
+      <w:rPr>
+        <w:rFonts w:ascii="Wingdings" w:hAnsi="Wingdings" w:hint="default"/>
+        <w:sz w:val="20"/>
+      </w:rPr>
+    </w:lvl>
+  </w:abstractNum>
+  <w:abstractNum w:abstractNumId="5" w15:restartNumberingAfterBreak="0">
+    <w:nsid w:val="46E04EC1"/>
+    <w:multiLevelType w:val="hybridMultilevel"/>
+    <w:tmpl w:val="0ACC9022"/>
+    <w:lvl w:ilvl="0" w:tplc="0C090001">
+      <w:start w:val="1"/>
+      <w:numFmt w:val="bullet"/>
+      <w:lvlText w:val=""/>
+      <w:lvlJc w:val="left"/>
+      <w:pPr>
+        <w:ind w:left="720" w:hanging="360"/>
+      </w:pPr>
+      <w:rPr>
+        <w:rFonts w:ascii="Symbol" w:hAnsi="Symbol" w:hint="default"/>
+      </w:rPr>
+    </w:lvl>
+    <w:lvl w:ilvl="1" w:tplc="0C090003" w:tentative="1">
+      <w:start w:val="1"/>
+      <w:numFmt w:val="bullet"/>
+      <w:lvlText w:val="o"/>
+      <w:lvlJc w:val="left"/>
+      <w:pPr>
+        <w:ind w:left="1440" w:hanging="360"/>
+      </w:pPr>
+      <w:rPr>
+        <w:rFonts w:ascii="Courier New" w:hAnsi="Courier New" w:cs="Courier New" w:hint="default"/>
+      </w:rPr>
+    </w:lvl>
+    <w:lvl w:ilvl="2" w:tplc="0C090005" w:tentative="1">
+      <w:start w:val="1"/>
+      <w:numFmt w:val="bullet"/>
+      <w:lvlText w:val=""/>
+      <w:lvlJc w:val="left"/>
+      <w:pPr>
+        <w:ind w:left="2160" w:hanging="360"/>
+      </w:pPr>
+      <w:rPr>
+        <w:rFonts w:ascii="Wingdings" w:hAnsi="Wingdings" w:hint="default"/>
+      </w:rPr>
+    </w:lvl>
+    <w:lvl w:ilvl="3" w:tplc="0C090001" w:tentative="1">
+      <w:start w:val="1"/>
+      <w:numFmt w:val="bullet"/>
+      <w:lvlText w:val=""/>
+      <w:lvlJc w:val="left"/>
+      <w:pPr>
+        <w:ind w:left="2880" w:hanging="360"/>
+      </w:pPr>
+      <w:rPr>
+        <w:rFonts w:ascii="Symbol" w:hAnsi="Symbol" w:hint="default"/>
+      </w:rPr>
+    </w:lvl>
+    <w:lvl w:ilvl="4" w:tplc="0C090003" w:tentative="1">
+      <w:start w:val="1"/>
+      <w:numFmt w:val="bullet"/>
+      <w:lvlText w:val="o"/>
+      <w:lvlJc w:val="left"/>
+      <w:pPr>
+        <w:ind w:left="3600" w:hanging="360"/>
+      </w:pPr>
+      <w:rPr>
+        <w:rFonts w:ascii="Courier New" w:hAnsi="Courier New" w:cs="Courier New" w:hint="default"/>
+      </w:rPr>
+    </w:lvl>
+    <w:lvl w:ilvl="5" w:tplc="0C090005" w:tentative="1">
+      <w:start w:val="1"/>
+      <w:numFmt w:val="bullet"/>
+      <w:lvlText w:val=""/>
+      <w:lvlJc w:val="left"/>
+      <w:pPr>
+        <w:ind w:left="4320" w:hanging="360"/>
+      </w:pPr>
+      <w:rPr>
+        <w:rFonts w:ascii="Wingdings" w:hAnsi="Wingdings" w:hint="default"/>
+      </w:rPr>
+    </w:lvl>
+    <w:lvl w:ilvl="6" w:tplc="0C090001" w:tentative="1">
+      <w:start w:val="1"/>
+      <w:numFmt w:val="bullet"/>
+      <w:lvlText w:val=""/>
+      <w:lvlJc w:val="left"/>
+      <w:pPr>
+        <w:ind w:left="5040" w:hanging="360"/>
+      </w:pPr>
+      <w:rPr>
+        <w:rFonts w:ascii="Symbol" w:hAnsi="Symbol" w:hint="default"/>
+      </w:rPr>
+    </w:lvl>
+    <w:lvl w:ilvl="7" w:tplc="0C090003" w:tentative="1">
+      <w:start w:val="1"/>
+      <w:numFmt w:val="bullet"/>
+      <w:lvlText w:val="o"/>
+      <w:lvlJc w:val="left"/>
+      <w:pPr>
+        <w:ind w:left="5760" w:hanging="360"/>
+      </w:pPr>
+      <w:rPr>
+        <w:rFonts w:ascii="Courier New" w:hAnsi="Courier New" w:cs="Courier New" w:hint="default"/>
+      </w:rPr>
+    </w:lvl>
+    <w:lvl w:ilvl="8" w:tplc="0C090005" w:tentative="1">
+      <w:start w:val="1"/>
+      <w:numFmt w:val="bullet"/>
+      <w:lvlText w:val=""/>
+      <w:lvlJc w:val="left"/>
+      <w:pPr>
+        <w:ind w:left="6480" w:hanging="360"/>
+      </w:pPr>
+      <w:rPr>
+        <w:rFonts w:ascii="Wingdings" w:hAnsi="Wingdings" w:hint="default"/>
+      </w:rPr>
+    </w:lvl>
+  </w:abstractNum>
+  <w:abstractNum w:abstractNumId="6" w15:restartNumberingAfterBreak="0">
+    <w:nsid w:val="63197953"/>
+    <w:multiLevelType w:val="hybridMultilevel"/>
+    <w:tmpl w:val="8AD6D204"/>
+    <w:lvl w:ilvl="0" w:tplc="0C090001">
+      <w:start w:val="1"/>
+      <w:numFmt w:val="bullet"/>
+      <w:lvlText w:val=""/>
+      <w:lvlJc w:val="left"/>
+      <w:pPr>
+        <w:ind w:left="720" w:hanging="360"/>
+      </w:pPr>
+      <w:rPr>
+        <w:rFonts w:ascii="Symbol" w:hAnsi="Symbol" w:hint="default"/>
+      </w:rPr>
+    </w:lvl>
+    <w:lvl w:ilvl="1" w:tplc="0C090003" w:tentative="1">
+      <w:start w:val="1"/>
+      <w:numFmt w:val="bullet"/>
+      <w:lvlText w:val="o"/>
+      <w:lvlJc w:val="left"/>
+      <w:pPr>
+        <w:ind w:left="1440" w:hanging="360"/>
+      </w:pPr>
+      <w:rPr>
+        <w:rFonts w:ascii="Courier New" w:hAnsi="Courier New" w:cs="Courier New" w:hint="default"/>
+      </w:rPr>
+    </w:lvl>
+    <w:lvl w:ilvl="2" w:tplc="0C090005" w:tentative="1">
+      <w:start w:val="1"/>
+      <w:numFmt w:val="bullet"/>
+      <w:lvlText w:val=""/>
+      <w:lvlJc w:val="left"/>
+      <w:pPr>
+        <w:ind w:left="2160" w:hanging="360"/>
+      </w:pPr>
+      <w:rPr>
+        <w:rFonts w:ascii="Wingdings" w:hAnsi="Wingdings" w:hint="default"/>
+      </w:rPr>
+    </w:lvl>
+    <w:lvl w:ilvl="3" w:tplc="0C090001" w:tentative="1">
+      <w:start w:val="1"/>
+      <w:numFmt w:val="bullet"/>
+      <w:lvlText w:val=""/>
+      <w:lvlJc w:val="left"/>
+      <w:pPr>
+        <w:ind w:left="2880" w:hanging="360"/>
+      </w:pPr>
+      <w:rPr>
+        <w:rFonts w:ascii="Symbol" w:hAnsi="Symbol" w:hint="default"/>
+      </w:rPr>
+    </w:lvl>
+    <w:lvl w:ilvl="4" w:tplc="0C090003" w:tentative="1">
+      <w:start w:val="1"/>
+      <w:numFmt w:val="bullet"/>
+      <w:lvlText w:val="o"/>
+      <w:lvlJc w:val="left"/>
+      <w:pPr>
+        <w:ind w:left="3600" w:hanging="360"/>
+      </w:pPr>
+      <w:rPr>
+        <w:rFonts w:ascii="Courier New" w:hAnsi="Courier New" w:cs="Courier New" w:hint="default"/>
+      </w:rPr>
+    </w:lvl>
+    <w:lvl w:ilvl="5" w:tplc="0C090005" w:tentative="1">
+      <w:start w:val="1"/>
+      <w:numFmt w:val="bullet"/>
+      <w:lvlText w:val=""/>
+      <w:lvlJc w:val="left"/>
+      <w:pPr>
+        <w:ind w:left="4320" w:hanging="360"/>
+      </w:pPr>
+      <w:rPr>
+        <w:rFonts w:ascii="Wingdings" w:hAnsi="Wingdings" w:hint="default"/>
+      </w:rPr>
+    </w:lvl>
+    <w:lvl w:ilvl="6" w:tplc="0C090001" w:tentative="1">
+      <w:start w:val="1"/>
+      <w:numFmt w:val="bullet"/>
+      <w:lvlText w:val=""/>
+      <w:lvlJc w:val="left"/>
+      <w:pPr>
+        <w:ind w:left="5040" w:hanging="360"/>
+      </w:pPr>
+      <w:rPr>
+        <w:rFonts w:ascii="Symbol" w:hAnsi="Symbol" w:hint="default"/>
+      </w:rPr>
+    </w:lvl>
+    <w:lvl w:ilvl="7" w:tplc="0C090003" w:tentative="1">
+      <w:start w:val="1"/>
+      <w:numFmt w:val="bullet"/>
+      <w:lvlText w:val="o"/>
+      <w:lvlJc w:val="left"/>
+      <w:pPr>
+        <w:ind w:left="5760" w:hanging="360"/>
+      </w:pPr>
+      <w:rPr>
+        <w:rFonts w:ascii="Courier New" w:hAnsi="Courier New" w:cs="Courier New" w:hint="default"/>
+      </w:rPr>
+    </w:lvl>
+    <w:lvl w:ilvl="8" w:tplc="0C090005" w:tentative="1">
+      <w:start w:val="1"/>
+      <w:numFmt w:val="bullet"/>
+      <w:lvlText w:val=""/>
+      <w:lvlJc w:val="left"/>
+      <w:pPr>
+        <w:ind w:left="6480" w:hanging="360"/>
+      </w:pPr>
+      <w:rPr>
+        <w:rFonts w:ascii="Wingdings" w:hAnsi="Wingdings" w:hint="default"/>
+      </w:rPr>
+    </w:lvl>
+  </w:abstractNum>
+  <w:abstractNum w:abstractNumId="7" w15:restartNumberingAfterBreak="0">
+    <w:nsid w:val="6C9A248D"/>
+    <w:multiLevelType w:val="multilevel"/>
+    <w:tmpl w:val="C234DE06"/>
+    <w:lvl w:ilvl="0">
+      <w:start w:val="1"/>
+      <w:numFmt w:val="bullet"/>
+      <w:lvlText w:val=""/>
+      <w:lvlJc w:val="left"/>
+      <w:pPr>
+        <w:tabs>
+          <w:tab w:val="num" w:pos="720"/>
+        </w:tabs>
+        <w:ind w:left="720" w:hanging="360"/>
+      </w:pPr>
+      <w:rPr>
+        <w:rFonts w:ascii="Symbol" w:hAnsi="Symbol" w:hint="default"/>
+        <w:sz w:val="20"/>
+      </w:rPr>
+    </w:lvl>
+    <w:lvl w:ilvl="1" w:tentative="1">
+      <w:start w:val="1"/>
+      <w:numFmt w:val="bullet"/>
+      <w:lvlText w:val="o"/>
+      <w:lvlJc w:val="left"/>
+      <w:pPr>
+        <w:tabs>
+          <w:tab w:val="num" w:pos="1440"/>
+        </w:tabs>
+        <w:ind w:left="1440" w:hanging="360"/>
+      </w:pPr>
+      <w:rPr>
+        <w:rFonts w:ascii="Courier New" w:hAnsi="Courier New" w:hint="default"/>
+        <w:sz w:val="20"/>
+      </w:rPr>
+    </w:lvl>
+    <w:lvl w:ilvl="2" w:tentative="1">
+      <w:start w:val="1"/>
+      <w:numFmt w:val="bullet"/>
+      <w:lvlText w:val=""/>
+      <w:lvlJc w:val="left"/>
+      <w:pPr>
+        <w:tabs>
+          <w:tab w:val="num" w:pos="2160"/>
+        </w:tabs>
+        <w:ind w:left="2160" w:hanging="360"/>
+      </w:pPr>
+      <w:rPr>
+        <w:rFonts w:ascii="Wingdings" w:hAnsi="Wingdings" w:hint="default"/>
+        <w:sz w:val="20"/>
+      </w:rPr>
+    </w:lvl>
+    <w:lvl w:ilvl="3" w:tentative="1">
+      <w:start w:val="1"/>
+      <w:numFmt w:val="bullet"/>
+      <w:lvlText w:val=""/>
+      <w:lvlJc w:val="left"/>
+      <w:pPr>
+        <w:tabs>
+          <w:tab w:val="num" w:pos="2880"/>
+        </w:tabs>
+        <w:ind w:left="2880" w:hanging="360"/>
+      </w:pPr>
+      <w:rPr>
+        <w:rFonts w:ascii="Wingdings" w:hAnsi="Wingdings" w:hint="default"/>
+        <w:sz w:val="20"/>
+      </w:rPr>
+    </w:lvl>
+    <w:lvl w:ilvl="4" w:tentative="1">
+      <w:start w:val="1"/>
+      <w:numFmt w:val="bullet"/>
+      <w:lvlText w:val=""/>
+      <w:lvlJc w:val="left"/>
+      <w:pPr>
+        <w:tabs>
+          <w:tab w:val="num" w:pos="3600"/>
+        </w:tabs>
+        <w:ind w:left="3600" w:hanging="360"/>
+      </w:pPr>
+      <w:rPr>
+        <w:rFonts w:ascii="Wingdings" w:hAnsi="Wingdings" w:hint="default"/>
+        <w:sz w:val="20"/>
+      </w:rPr>
+    </w:lvl>
+    <w:lvl w:ilvl="5" w:tentative="1">
+      <w:start w:val="1"/>
+      <w:numFmt w:val="bullet"/>
+      <w:lvlText w:val=""/>
+      <w:lvlJc w:val="left"/>
+      <w:pPr>
+        <w:tabs>
+          <w:tab w:val="num" w:pos="4320"/>
+        </w:tabs>
+        <w:ind w:left="4320" w:hanging="360"/>
+      </w:pPr>
+      <w:rPr>
+        <w:rFonts w:ascii="Wingdings" w:hAnsi="Wingdings" w:hint="default"/>
+        <w:sz w:val="20"/>
+      </w:rPr>
+    </w:lvl>
+    <w:lvl w:ilvl="6" w:tentative="1">
+      <w:start w:val="1"/>
+      <w:numFmt w:val="bullet"/>
+      <w:lvlText w:val=""/>
+      <w:lvlJc w:val="left"/>
+      <w:pPr>
+        <w:tabs>
+          <w:tab w:val="num" w:pos="5040"/>
+        </w:tabs>
+        <w:ind w:left="5040" w:hanging="360"/>
+      </w:pPr>
+      <w:rPr>
+        <w:rFonts w:ascii="Wingdings" w:hAnsi="Wingdings" w:hint="default"/>
+        <w:sz w:val="20"/>
+      </w:rPr>
+    </w:lvl>
+    <w:lvl w:ilvl="7" w:tentative="1">
+      <w:start w:val="1"/>
+      <w:numFmt w:val="bullet"/>
+      <w:lvlText w:val=""/>
+      <w:lvlJc w:val="left"/>
+      <w:pPr>
+        <w:tabs>
+          <w:tab w:val="num" w:pos="5760"/>
+        </w:tabs>
+        <w:ind w:left="5760" w:hanging="360"/>
+      </w:pPr>
+      <w:rPr>
+        <w:rFonts w:ascii="Wingdings" w:hAnsi="Wingdings" w:hint="default"/>
+        <w:sz w:val="20"/>
+      </w:rPr>
+    </w:lvl>
+    <w:lvl w:ilvl="8" w:tentative="1">
+      <w:start w:val="1"/>
+      <w:numFmt w:val="bullet"/>
+      <w:lvlText w:val=""/>
+      <w:lvlJc w:val="left"/>
+      <w:pPr>
+        <w:tabs>
+          <w:tab w:val="num" w:pos="6480"/>
+        </w:tabs>
+        <w:ind w:left="6480" w:hanging="360"/>
+      </w:pPr>
+      <w:rPr>
+        <w:rFonts w:ascii="Wingdings" w:hAnsi="Wingdings" w:hint="default"/>
+        <w:sz w:val="20"/>
+      </w:rPr>
+    </w:lvl>
+  </w:abstractNum>
+  <w:abstractNum w:abstractNumId="8" w15:restartNumberingAfterBreak="0">
+    <w:nsid w:val="6D0059AC"/>
+    <w:multiLevelType w:val="multilevel"/>
+    <w:tmpl w:val="C3FC37FC"/>
+    <w:lvl w:ilvl="0">
+      <w:start w:val="1"/>
+      <w:numFmt w:val="bullet"/>
+      <w:lvlText w:val=""/>
+      <w:lvlJc w:val="left"/>
+      <w:pPr>
+        <w:tabs>
+          <w:tab w:val="num" w:pos="720"/>
+        </w:tabs>
+        <w:ind w:left="720" w:hanging="360"/>
+      </w:pPr>
+      <w:rPr>
+        <w:rFonts w:ascii="Symbol" w:hAnsi="Symbol" w:hint="default"/>
+        <w:sz w:val="20"/>
+      </w:rPr>
+    </w:lvl>
+    <w:lvl w:ilvl="1" w:tentative="1">
+      <w:start w:val="1"/>
+      <w:numFmt w:val="bullet"/>
+      <w:lvlText w:val="o"/>
+      <w:lvlJc w:val="left"/>
+      <w:pPr>
+        <w:tabs>
+          <w:tab w:val="num" w:pos="1440"/>
+        </w:tabs>
+        <w:ind w:left="1440" w:hanging="360"/>
+      </w:pPr>
+      <w:rPr>
+        <w:rFonts w:ascii="Courier New" w:hAnsi="Courier New" w:hint="default"/>
+        <w:sz w:val="20"/>
+      </w:rPr>
+    </w:lvl>
+    <w:lvl w:ilvl="2" w:tentative="1">
+      <w:start w:val="1"/>
+      <w:numFmt w:val="bullet"/>
+      <w:lvlText w:val=""/>
+      <w:lvlJc w:val="left"/>
+      <w:pPr>
+        <w:tabs>
+          <w:tab w:val="num" w:pos="2160"/>
+        </w:tabs>
+        <w:ind w:left="2160" w:hanging="360"/>
+      </w:pPr>
+      <w:rPr>
+        <w:rFonts w:ascii="Wingdings" w:hAnsi="Wingdings" w:hint="default"/>
+        <w:sz w:val="20"/>
+      </w:rPr>
+    </w:lvl>
+    <w:lvl w:ilvl="3" w:tentative="1">
+      <w:start w:val="1"/>
+      <w:numFmt w:val="bullet"/>
+      <w:lvlText w:val=""/>
+      <w:lvlJc w:val="left"/>
+      <w:pPr>
+        <w:tabs>
+          <w:tab w:val="num" w:pos="2880"/>
+        </w:tabs>
+        <w:ind w:left="2880" w:hanging="360"/>
+      </w:pPr>
+      <w:rPr>
+        <w:rFonts w:ascii="Wingdings" w:hAnsi="Wingdings" w:hint="default"/>
+        <w:sz w:val="20"/>
+      </w:rPr>
+    </w:lvl>
+    <w:lvl w:ilvl="4" w:tentative="1">
+      <w:start w:val="1"/>
+      <w:numFmt w:val="bullet"/>
+      <w:lvlText w:val=""/>
+      <w:lvlJc w:val="left"/>
+      <w:pPr>
+        <w:tabs>
+          <w:tab w:val="num" w:pos="3600"/>
+        </w:tabs>
+        <w:ind w:left="3600" w:hanging="360"/>
+      </w:pPr>
+      <w:rPr>
+        <w:rFonts w:ascii="Wingdings" w:hAnsi="Wingdings" w:hint="default"/>
+        <w:sz w:val="20"/>
+      </w:rPr>
+    </w:lvl>
+    <w:lvl w:ilvl="5" w:tentative="1">
+      <w:start w:val="1"/>
+      <w:numFmt w:val="bullet"/>
+      <w:lvlText w:val=""/>
+      <w:lvlJc w:val="left"/>
+      <w:pPr>
+        <w:tabs>
+          <w:tab w:val="num" w:pos="4320"/>
+        </w:tabs>
+        <w:ind w:left="4320" w:hanging="360"/>
+      </w:pPr>
+      <w:rPr>
+        <w:rFonts w:ascii="Wingdings" w:hAnsi="Wingdings" w:hint="default"/>
+        <w:sz w:val="20"/>
+      </w:rPr>
+    </w:lvl>
+    <w:lvl w:ilvl="6" w:tentative="1">
+      <w:start w:val="1"/>
+      <w:numFmt w:val="bullet"/>
+      <w:lvlText w:val=""/>
+      <w:lvlJc w:val="left"/>
+      <w:pPr>
+        <w:tabs>
+          <w:tab w:val="num" w:pos="5040"/>
+        </w:tabs>
+        <w:ind w:left="5040" w:hanging="360"/>
+      </w:pPr>
+      <w:rPr>
+        <w:rFonts w:ascii="Wingdings" w:hAnsi="Wingdings" w:hint="default"/>
+        <w:sz w:val="20"/>
+      </w:rPr>
+    </w:lvl>
+    <w:lvl w:ilvl="7" w:tentative="1">
+      <w:start w:val="1"/>
+      <w:numFmt w:val="bullet"/>
+      <w:lvlText w:val=""/>
+      <w:lvlJc w:val="left"/>
+      <w:pPr>
+        <w:tabs>
+          <w:tab w:val="num" w:pos="5760"/>
+        </w:tabs>
+        <w:ind w:left="5760" w:hanging="360"/>
+      </w:pPr>
+      <w:rPr>
+        <w:rFonts w:ascii="Wingdings" w:hAnsi="Wingdings" w:hint="default"/>
+        <w:sz w:val="20"/>
+      </w:rPr>
+    </w:lvl>
+    <w:lvl w:ilvl="8" w:tentative="1">
+      <w:start w:val="1"/>
+      <w:numFmt w:val="bullet"/>
+      <w:lvlText w:val=""/>
+      <w:lvlJc w:val="left"/>
+      <w:pPr>
+        <w:tabs>
+          <w:tab w:val="num" w:pos="6480"/>
+        </w:tabs>
+        <w:ind w:left="6480" w:hanging="360"/>
+      </w:pPr>
+      <w:rPr>
+        <w:rFonts w:ascii="Wingdings" w:hAnsi="Wingdings" w:hint="default"/>
+        <w:sz w:val="20"/>
+      </w:rPr>
+    </w:lvl>
+  </w:abstractNum>
+  <w:num w:numId="1" w16cid:durableId="1475415178">
+    <w:abstractNumId w:val="5"/>
+  </w:num>
+  <w:num w:numId="2" w16cid:durableId="932326935">
+    <w:abstractNumId w:val="6"/>
+  </w:num>
+  <w:num w:numId="3" w16cid:durableId="1832479744">
+    <w:abstractNumId w:val="0"/>
+  </w:num>
+  <w:num w:numId="4" w16cid:durableId="445580906">
+    <w:abstractNumId w:val="8"/>
+  </w:num>
+  <w:num w:numId="5" w16cid:durableId="1320040180">
+    <w:abstractNumId w:val="4"/>
+  </w:num>
+  <w:num w:numId="6" w16cid:durableId="1858107478">
+    <w:abstractNumId w:val="1"/>
+  </w:num>
+  <w:num w:numId="7" w16cid:durableId="388963740">
+    <w:abstractNumId w:val="3"/>
+  </w:num>
+  <w:num w:numId="8" w16cid:durableId="477960580">
+    <w:abstractNumId w:val="7"/>
+  </w:num>
+  <w:num w:numId="9" w16cid:durableId="894585694">
+    <w:abstractNumId w:val="2"/>
+  </w:num>
+</w:numbering>
 </file>
 
 <file path=word/styles.xml><?xml version="1.0" encoding="utf-8"?>
@@ -918,7 +2308,6 @@
   <w:style w:type="character" w:default="1" w:styleId="DefaultParagraphFont">
     <w:name w:val="Default Paragraph Font"/>
     <w:uiPriority w:val="1"/>
-    <w:semiHidden/>
     <w:unhideWhenUsed/>
   </w:style>
   <w:style w:type="table" w:default="1" w:styleId="TableNormal">
@@ -1230,6 +2619,17 @@
       <w:smallCaps/>
       <w:color w:val="0F4761" w:themeColor="accent1" w:themeShade="BF"/>
       <w:spacing w:val="5"/>
+    </w:rPr>
+  </w:style>
+  <w:style w:type="paragraph" w:styleId="NormalWeb">
+    <w:name w:val="Normal (Web)"/>
+    <w:basedOn w:val="Normal"/>
+    <w:uiPriority w:val="99"/>
+    <w:semiHidden/>
+    <w:unhideWhenUsed/>
+    <w:rsid w:val="005904EF"/>
+    <w:rPr>
+      <w:rFonts w:ascii="Times New Roman" w:hAnsi="Times New Roman" w:cs="Times New Roman"/>
     </w:rPr>
   </w:style>
 </w:styles>

--- a/Code Notes.docx
+++ b/Code Notes.docx
@@ -77,7 +77,15 @@
         <w:t>“</w:t>
       </w:r>
       <w:r>
-        <w:t>Am I in zone?" address checker The single most valuable feature. I type my potential rental address and it instantly tells me which secondary school I'm zoned for. No clicking around the map trying to guess which polygon I'm inside. This is the core job-to-be-done and should be front and centre, not buried.</w:t>
+        <w:t xml:space="preserve">Am I in zone?" address checker The single most valuable feature. I type my potential rental </w:t>
+      </w:r>
+      <w:proofErr w:type="gramStart"/>
+      <w:r>
+        <w:t>address</w:t>
+      </w:r>
+      <w:proofErr w:type="gramEnd"/>
+      <w:r>
+        <w:t xml:space="preserve"> and it instantly tells me which secondary school I'm zoned for. No clicking around the map trying to guess which polygon I'm inside. This is the core job-to-be-done and should be front and centre, not buried.</w:t>
       </w:r>
     </w:p>
     <w:p>
@@ -95,78 +103,59 @@
         <w:rPr>
           <w:lang w:val="en-US"/>
         </w:rPr>
-        <w:t>Rental overlay or integration</w:t>
-      </w:r>
-      <w:r>
-        <w:rPr>
-          <w:lang w:val="en-US"/>
-        </w:rPr>
-        <w:t xml:space="preserve"> - </w:t>
-      </w:r>
-      <w:r>
-        <w:rPr>
-          <w:lang w:val="en-US"/>
-        </w:rPr>
-        <w:t>Even a rough suburb median rent layer (from Domain/REA open data) shaded over the catchment polygons would be transformative. "Zone for school X, median rent $680/</w:t>
+        <w:t xml:space="preserve">Saved shortlist / comparison - Let me pin 3–4 schools and see their catchment zones simultaneously, </w:t>
       </w:r>
       <w:proofErr w:type="spellStart"/>
       <w:r>
         <w:rPr>
           <w:lang w:val="en-US"/>
         </w:rPr>
-        <w:t>wk</w:t>
+        <w:t>colour</w:t>
       </w:r>
       <w:proofErr w:type="spellEnd"/>
       <w:r>
         <w:rPr>
           <w:lang w:val="en-US"/>
         </w:rPr>
-        <w:t>" visible at a glance. This is the feature that no existing tool offers and would make this genuinely unique</w:t>
+        <w:t xml:space="preserve">-coded. Right </w:t>
+      </w:r>
+      <w:proofErr w:type="gramStart"/>
+      <w:r>
+        <w:rPr>
+          <w:lang w:val="en-US"/>
+        </w:rPr>
+        <w:t>now</w:t>
+      </w:r>
+      <w:proofErr w:type="gramEnd"/>
+      <w:r>
+        <w:rPr>
+          <w:lang w:val="en-US"/>
+        </w:rPr>
+        <w:t xml:space="preserve"> the map clears the boundary when you click another school. For </w:t>
+      </w:r>
+      <w:proofErr w:type="gramStart"/>
+      <w:r>
+        <w:rPr>
+          <w:lang w:val="en-US"/>
+        </w:rPr>
+        <w:t>this use</w:t>
+      </w:r>
+      <w:proofErr w:type="gramEnd"/>
+      <w:r>
+        <w:rPr>
+          <w:lang w:val="en-US"/>
+        </w:rPr>
+        <w:t xml:space="preserve"> case I want to see overlapping zones and compare them side by side.</w:t>
       </w:r>
     </w:p>
     <w:p>
       <w:pPr>
-        <w:pStyle w:val="ListParagraph"/>
-        <w:numPr>
-          <w:ilvl w:val="0"/>
-          <w:numId w:val="2"/>
-        </w:numPr>
-        <w:rPr>
-          <w:lang w:val="en-US"/>
-        </w:rPr>
-      </w:pPr>
-      <w:r>
-        <w:rPr>
-          <w:lang w:val="en-US"/>
-        </w:rPr>
-        <w:t>Saved shortlist / comparison</w:t>
-      </w:r>
-      <w:r>
-        <w:rPr>
-          <w:lang w:val="en-US"/>
-        </w:rPr>
-        <w:t xml:space="preserve"> - </w:t>
-      </w:r>
-      <w:r>
-        <w:rPr>
-          <w:lang w:val="en-US"/>
-        </w:rPr>
-        <w:t xml:space="preserve">Let me pin 3–4 schools and see their catchment zones simultaneously, </w:t>
-      </w:r>
-      <w:proofErr w:type="spellStart"/>
-      <w:r>
-        <w:rPr>
-          <w:lang w:val="en-US"/>
-        </w:rPr>
-        <w:t>colour</w:t>
-      </w:r>
-      <w:proofErr w:type="spellEnd"/>
-      <w:r>
-        <w:rPr>
-          <w:lang w:val="en-US"/>
-        </w:rPr>
-        <w:t>-coded. Right now the map clears the boundary when you click another school. For this use case I want to see overlapping zones and compare them side by side.</w:t>
-      </w:r>
+        <w:rPr>
+          <w:b/>
+          <w:bCs/>
+          <w:lang w:val="en-US"/>
+        </w:rPr>
+      </w:pPr>
     </w:p>
     <w:p>
       <w:pPr>
@@ -176,22 +165,26 @@
           <w:lang w:val="en-US"/>
         </w:rPr>
       </w:pPr>
+      <w:r>
+        <w:rPr>
+          <w:b/>
+          <w:bCs/>
+          <w:lang w:val="en-US"/>
+        </w:rPr>
+        <w:t>Script to run when ne boundary zip is downloaded:</w:t>
+      </w:r>
     </w:p>
     <w:p>
       <w:pPr>
         <w:rPr>
-          <w:b/>
-          <w:bCs/>
-          <w:lang w:val="en-US"/>
-        </w:rPr>
-      </w:pPr>
-      <w:r>
-        <w:rPr>
-          <w:b/>
-          <w:bCs/>
-          <w:lang w:val="en-US"/>
-        </w:rPr>
-        <w:t>Script to run when ne boundary zip is downloaded:</w:t>
+          <w:lang w:val="en-US"/>
+        </w:rPr>
+      </w:pPr>
+      <w:r>
+        <w:rPr>
+          <w:lang w:val="en-US"/>
+        </w:rPr>
+        <w:t># Install ogr2ogr if you don't have it (part of GDAL)</w:t>
       </w:r>
     </w:p>
     <w:p>
@@ -204,7 +197,21 @@
         <w:rPr>
           <w:lang w:val="en-US"/>
         </w:rPr>
-        <w:t># Install ogr2ogr if you don't have it (part of GDAL)</w:t>
+        <w:t xml:space="preserve">brew install </w:t>
+      </w:r>
+      <w:proofErr w:type="spellStart"/>
+      <w:r>
+        <w:rPr>
+          <w:lang w:val="en-US"/>
+        </w:rPr>
+        <w:t>gdal</w:t>
+      </w:r>
+      <w:proofErr w:type="spellEnd"/>
+      <w:r>
+        <w:rPr>
+          <w:lang w:val="en-US"/>
+        </w:rPr>
+        <w:t xml:space="preserve">   # macOS</w:t>
       </w:r>
     </w:p>
     <w:p>
@@ -217,13 +224,27 @@
         <w:rPr>
           <w:lang w:val="en-US"/>
         </w:rPr>
-        <w:t xml:space="preserve">brew install </w:t>
+        <w:t xml:space="preserve"># or: </w:t>
       </w:r>
       <w:proofErr w:type="spellStart"/>
       <w:r>
         <w:rPr>
           <w:lang w:val="en-US"/>
         </w:rPr>
+        <w:t>sudo</w:t>
+      </w:r>
+      <w:proofErr w:type="spellEnd"/>
+      <w:r>
+        <w:rPr>
+          <w:lang w:val="en-US"/>
+        </w:rPr>
+        <w:t xml:space="preserve"> apt install </w:t>
+      </w:r>
+      <w:proofErr w:type="spellStart"/>
+      <w:r>
+        <w:rPr>
+          <w:lang w:val="en-US"/>
+        </w:rPr>
         <w:t>gdal</w:t>
       </w:r>
       <w:proofErr w:type="spellEnd"/>
@@ -231,48 +252,21 @@
         <w:rPr>
           <w:lang w:val="en-US"/>
         </w:rPr>
-        <w:t xml:space="preserve">   # macOS</w:t>
-      </w:r>
-    </w:p>
-    <w:p>
-      <w:pPr>
-        <w:rPr>
-          <w:lang w:val="en-US"/>
-        </w:rPr>
-      </w:pPr>
-      <w:r>
-        <w:rPr>
-          <w:lang w:val="en-US"/>
-        </w:rPr>
-        <w:t xml:space="preserve"># or: </w:t>
-      </w:r>
-      <w:proofErr w:type="spellStart"/>
-      <w:r>
-        <w:rPr>
-          <w:lang w:val="en-US"/>
-        </w:rPr>
-        <w:t>sudo</w:t>
-      </w:r>
-      <w:proofErr w:type="spellEnd"/>
-      <w:r>
-        <w:rPr>
-          <w:lang w:val="en-US"/>
-        </w:rPr>
-        <w:t xml:space="preserve"> apt install </w:t>
-      </w:r>
-      <w:proofErr w:type="spellStart"/>
-      <w:r>
-        <w:rPr>
-          <w:lang w:val="en-US"/>
-        </w:rPr>
-        <w:t>gdal</w:t>
-      </w:r>
-      <w:proofErr w:type="spellEnd"/>
-      <w:r>
-        <w:rPr>
-          <w:lang w:val="en-US"/>
-        </w:rPr>
-        <w:t>-bin   (Linux)</w:t>
+        <w:t>-bin</w:t>
+      </w:r>
+      <w:proofErr w:type="gramStart"/>
+      <w:r>
+        <w:rPr>
+          <w:lang w:val="en-US"/>
+        </w:rPr>
+        <w:t xml:space="preserve">   (</w:t>
+      </w:r>
+      <w:proofErr w:type="gramEnd"/>
+      <w:r>
+        <w:rPr>
+          <w:lang w:val="en-US"/>
+        </w:rPr>
+        <w:t>Linux)</w:t>
       </w:r>
     </w:p>
     <w:p>
@@ -2308,6 +2302,7 @@
   <w:style w:type="character" w:default="1" w:styleId="DefaultParagraphFont">
     <w:name w:val="Default Paragraph Font"/>
     <w:uiPriority w:val="1"/>
+    <w:semiHidden/>
     <w:unhideWhenUsed/>
   </w:style>
   <w:style w:type="table" w:default="1" w:styleId="TableNormal">
